--- a/images/curriculum/CV_Fabio_Arias_ES.docx
+++ b/images/curriculum/CV_Fabio_Arias_ES.docx
@@ -129,7 +129,7 @@
           <w:sz w:val="20"/>
           <w:szCs w:val="20"/>
         </w:rPr>
-        <w:t xml:space="preserve">  |  Dic 2024 – Jul 2026</w:t>
+        <w:t xml:space="preserve">  |  Dic 2025 – Jul 2026</w:t>
       </w:r>
     </w:p>
     <w:p>
